--- a/vaporizer-price-study/papers/jatm_strobe_checklist.docx
+++ b/vaporizer-price-study/papers/jatm_strobe_checklist.docx
@@ -23,7 +23,7 @@
           <w:i/>
           <w:sz w:val="20"/>
         </w:rPr>
-        <w:t>Targeted environmental regulation without observable collateral market damage: the EU desflurane ban and secondary market vaporizer prices</w:t>
+        <w:t>Association between the EU desflurane phase-out and secondary market vaporizer prices: an observational time-series analysis</w:t>
       </w:r>
     </w:p>
     <w:p/>
